--- a/deliveries/2026-09-03/01_Vehicle_Pages/VEH_20260903_03_Changan_CS75PLUS_2024.docx
+++ b/deliveries/2026-09-03/01_Vehicle_Pages/VEH_20260903_03_Changan_CS75PLUS_2024.docx
@@ -4,7 +4,7 @@
   <w:body>
     <w:p>
       <w:pPr>
-        <w:pStyle w:val="Title"/>
+        <w:pStyle w:val="Heading1"/>
       </w:pPr>
       <w:r>
         <w:t>Changan CS75 PLUS (3rd-Gen Champion) 2024: Two Turbo Engines and the 4th-Gen Boundary</w:t>
@@ -12,7 +12,7 @@
     </w:p>
     <w:p>
       <w:pPr>
-        <w:pStyle w:val="Heading1"/>
+        <w:pStyle w:val="Heading2"/>
       </w:pPr>
       <w:r>
         <w:t>SEO Metadata</w:t>
@@ -146,7 +146,7 @@
     </w:p>
     <w:p>
       <w:pPr>
-        <w:pStyle w:val="Heading1"/>
+        <w:pStyle w:val="Heading2"/>
       </w:pPr>
       <w:r>
         <w:t>Buyer Context: Separate the 3rd-Gen Champion From the 4th Generation</w:t>
@@ -177,7 +177,7 @@
     </w:p>
     <w:p>
       <w:pPr>
-        <w:pStyle w:val="Heading1"/>
+        <w:pStyle w:val="Heading2"/>
       </w:pPr>
       <w:r>
         <w:t>Powertrain: 1.5T vs 2.0T (ICE focus)</w:t>
@@ -185,7 +185,7 @@
     </w:p>
     <w:tbl>
       <w:tblPr>
-        <w:tblStyle w:val="TableGrid"/>
+        <w:tblStyle w:val="LightGrid-Accent1"/>
         <w:tblW w:type="auto" w:w="0"/>
         <w:tblLook w:firstColumn="1" w:firstRow="1" w:lastColumn="0" w:lastRow="0" w:noHBand="0" w:noVBand="1" w:val="04A0"/>
       </w:tblPr>
@@ -198,20 +198,9 @@
         <w:tc>
           <w:tcPr>
             <w:tcW w:type="dxa" w:w="2880"/>
-            <w:shd w:val="clear" w:fill="EAF0F6"/>
           </w:tcPr>
           <w:p>
             <w:r>
-              <w:rPr>
-                <w:b/>
-                <w:sz w:val="20"/>
-              </w:rPr>
-            </w:r>
-            <w:r>
-              <w:rPr>
-                <w:b/>
-                <w:sz w:val="20"/>
-              </w:rPr>
               <w:t>Item</w:t>
             </w:r>
           </w:p>
@@ -219,20 +208,9 @@
         <w:tc>
           <w:tcPr>
             <w:tcW w:type="dxa" w:w="2880"/>
-            <w:shd w:val="clear" w:fill="EAF0F6"/>
           </w:tcPr>
           <w:p>
             <w:r>
-              <w:rPr>
-                <w:b/>
-                <w:sz w:val="20"/>
-              </w:rPr>
-            </w:r>
-            <w:r>
-              <w:rPr>
-                <w:b/>
-                <w:sz w:val="20"/>
-              </w:rPr>
               <w:t>1.5T (JL473ZQ7, Blue Whale)</w:t>
             </w:r>
           </w:p>
@@ -240,20 +218,9 @@
         <w:tc>
           <w:tcPr>
             <w:tcW w:type="dxa" w:w="2880"/>
-            <w:shd w:val="clear" w:fill="EAF0F6"/>
           </w:tcPr>
           <w:p>
             <w:r>
-              <w:rPr>
-                <w:b/>
-                <w:sz w:val="20"/>
-              </w:rPr>
-            </w:r>
-            <w:r>
-              <w:rPr>
-                <w:b/>
-                <w:sz w:val="20"/>
-              </w:rPr>
               <w:t>2.0T (JL486ZQ5)</w:t>
             </w:r>
           </w:p>
@@ -266,14 +233,6 @@
           </w:tcPr>
           <w:p>
             <w:r>
-              <w:rPr>
-                <w:sz w:val="20"/>
-              </w:rPr>
-            </w:r>
-            <w:r>
-              <w:rPr>
-                <w:sz w:val="20"/>
-              </w:rPr>
               <w:t>Max power</w:t>
             </w:r>
           </w:p>
@@ -284,14 +243,6 @@
           </w:tcPr>
           <w:p>
             <w:r>
-              <w:rPr>
-                <w:sz w:val="20"/>
-              </w:rPr>
-            </w:r>
-            <w:r>
-              <w:rPr>
-                <w:sz w:val="20"/>
-              </w:rPr>
               <w:t>138 kW (≈188 PS)</w:t>
             </w:r>
           </w:p>
@@ -302,14 +253,6 @@
           </w:tcPr>
           <w:p>
             <w:r>
-              <w:rPr>
-                <w:sz w:val="20"/>
-              </w:rPr>
-            </w:r>
-            <w:r>
-              <w:rPr>
-                <w:sz w:val="20"/>
-              </w:rPr>
               <w:t>171 kW (≈233 PS)</w:t>
             </w:r>
           </w:p>
@@ -322,14 +265,6 @@
           </w:tcPr>
           <w:p>
             <w:r>
-              <w:rPr>
-                <w:sz w:val="20"/>
-              </w:rPr>
-            </w:r>
-            <w:r>
-              <w:rPr>
-                <w:sz w:val="20"/>
-              </w:rPr>
               <w:t>Max torque</w:t>
             </w:r>
           </w:p>
@@ -340,14 +275,6 @@
           </w:tcPr>
           <w:p>
             <w:r>
-              <w:rPr>
-                <w:sz w:val="20"/>
-              </w:rPr>
-            </w:r>
-            <w:r>
-              <w:rPr>
-                <w:sz w:val="20"/>
-              </w:rPr>
               <w:t>300 N·m</w:t>
             </w:r>
           </w:p>
@@ -358,14 +285,6 @@
           </w:tcPr>
           <w:p>
             <w:r>
-              <w:rPr>
-                <w:sz w:val="20"/>
-              </w:rPr>
-            </w:r>
-            <w:r>
-              <w:rPr>
-                <w:sz w:val="20"/>
-              </w:rPr>
               <w:t>390 N·m</w:t>
             </w:r>
           </w:p>
@@ -378,14 +297,6 @@
           </w:tcPr>
           <w:p>
             <w:r>
-              <w:rPr>
-                <w:sz w:val="20"/>
-              </w:rPr>
-            </w:r>
-            <w:r>
-              <w:rPr>
-                <w:sz w:val="20"/>
-              </w:rPr>
               <w:t>Transmission</w:t>
             </w:r>
           </w:p>
@@ -396,14 +307,6 @@
           </w:tcPr>
           <w:p>
             <w:r>
-              <w:rPr>
-                <w:sz w:val="20"/>
-              </w:rPr>
-            </w:r>
-            <w:r>
-              <w:rPr>
-                <w:sz w:val="20"/>
-              </w:rPr>
               <w:t>Aisin 8-speed automatic</w:t>
             </w:r>
           </w:p>
@@ -414,14 +317,6 @@
           </w:tcPr>
           <w:p>
             <w:r>
-              <w:rPr>
-                <w:sz w:val="20"/>
-              </w:rPr>
-            </w:r>
-            <w:r>
-              <w:rPr>
-                <w:sz w:val="20"/>
-              </w:rPr>
               <w:t>Aisin 8-speed automatic</w:t>
             </w:r>
           </w:p>
@@ -434,14 +329,6 @@
           </w:tcPr>
           <w:p>
             <w:r>
-              <w:rPr>
-                <w:sz w:val="20"/>
-              </w:rPr>
-            </w:r>
-            <w:r>
-              <w:rPr>
-                <w:sz w:val="20"/>
-              </w:rPr>
               <w:t>Drive</w:t>
             </w:r>
           </w:p>
@@ -452,14 +339,6 @@
           </w:tcPr>
           <w:p>
             <w:r>
-              <w:rPr>
-                <w:sz w:val="20"/>
-              </w:rPr>
-            </w:r>
-            <w:r>
-              <w:rPr>
-                <w:sz w:val="20"/>
-              </w:rPr>
               <w:t>Front-wheel drive</w:t>
             </w:r>
           </w:p>
@@ -470,14 +349,6 @@
           </w:tcPr>
           <w:p>
             <w:r>
-              <w:rPr>
-                <w:sz w:val="20"/>
-              </w:rPr>
-            </w:r>
-            <w:r>
-              <w:rPr>
-                <w:sz w:val="20"/>
-              </w:rPr>
               <w:t>Front-wheel drive</w:t>
             </w:r>
           </w:p>
@@ -490,14 +361,6 @@
           </w:tcPr>
           <w:p>
             <w:r>
-              <w:rPr>
-                <w:sz w:val="20"/>
-              </w:rPr>
-            </w:r>
-            <w:r>
-              <w:rPr>
-                <w:sz w:val="20"/>
-              </w:rPr>
               <w:t>Fuel</w:t>
             </w:r>
           </w:p>
@@ -508,14 +371,6 @@
           </w:tcPr>
           <w:p>
             <w:r>
-              <w:rPr>
-                <w:sz w:val="20"/>
-              </w:rPr>
-            </w:r>
-            <w:r>
-              <w:rPr>
-                <w:sz w:val="20"/>
-              </w:rPr>
               <w:t>Petrol (turbo); confirm grade and destination fuel/emission stage</w:t>
             </w:r>
           </w:p>
@@ -526,20 +381,13 @@
           </w:tcPr>
           <w:p>
             <w:r>
-              <w:rPr>
-                <w:sz w:val="20"/>
-              </w:rPr>
-            </w:r>
-            <w:r>
-              <w:rPr>
-                <w:sz w:val="20"/>
-              </w:rPr>
               <w:t>Petrol (turbo)</w:t>
             </w:r>
           </w:p>
         </w:tc>
       </w:tr>
     </w:tbl>
+    <w:p/>
     <w:p>
       <w:r>
         <w:t>For an ICE SUV the buying decision is engine code, torque band, gearbox and emission stage. Both China engines pair with an Aisin 8AT; do not assume a dual-clutch or all-wheel-drive variant without the trim sheet. The 4th-generation car carries a revised Blue Whale 1.5T at about 141 kW — a different tune that must not be written onto a 3rd-gen VIN.</w:t>
@@ -547,7 +395,7 @@
     </w:p>
     <w:p>
       <w:pPr>
-        <w:pStyle w:val="Heading1"/>
+        <w:pStyle w:val="Heading2"/>
       </w:pPr>
       <w:r>
         <w:t>Dimensions and Seating</w:t>
@@ -602,7 +450,7 @@
     </w:p>
     <w:p>
       <w:pPr>
-        <w:pStyle w:val="Heading1"/>
+        <w:pStyle w:val="Heading2"/>
       </w:pPr>
       <w:r>
         <w:t>Driver Assistance and Cabin</w:t>
@@ -624,7 +472,7 @@
     </w:p>
     <w:p>
       <w:pPr>
-        <w:pStyle w:val="Heading1"/>
+        <w:pStyle w:val="Heading2"/>
       </w:pPr>
       <w:r>
         <w:t>Generation Boundary (order accuracy)</w:t>
@@ -677,7 +525,7 @@
     </w:p>
     <w:p>
       <w:pPr>
-        <w:pStyle w:val="Heading1"/>
+        <w:pStyle w:val="Heading2"/>
       </w:pPr>
       <w:r>
         <w:t>What Importers Should Verify Before Payment</w:t>
@@ -791,7 +639,7 @@
     </w:p>
     <w:p>
       <w:pPr>
-        <w:pStyle w:val="Heading1"/>
+        <w:pStyle w:val="Heading2"/>
       </w:pPr>
       <w:r>
         <w:t>Request a Current Export Quotation</w:t>
@@ -822,7 +670,7 @@
     </w:p>
     <w:p>
       <w:pPr>
-        <w:pStyle w:val="Heading1"/>
+        <w:pStyle w:val="Heading2"/>
       </w:pPr>
       <w:r>
         <w:t>Frequently Asked Questions</w:t>
@@ -836,8 +684,10 @@
         <w:t>What is the difference between the 1.5T and 2.0T CS75 PLUS?</w:t>
       </w:r>
       <w:r>
-        <w:t xml:space="preserve"> The 1.5T produces 138 kW/300 N·m; the 2.0T produces 171 kW/390 N·m; both use an Aisin 8AT. </w:t>
+        <w:t xml:space="preserve"> The 1.5T produces 138 kW/300 N·m; the 2.0T produces 171 kW/390 N·m; both use an Aisin 8AT.</w:t>
       </w:r>
+    </w:p>
+    <w:p>
       <w:r>
         <w:rPr>
           <w:b/>
@@ -845,8 +695,10 @@
         <w:t>Is the 2024 CS75 PLUS the same as the 4th-generation car?</w:t>
       </w:r>
       <w:r>
-        <w:t xml:space="preserve"> No — the 4th generation launched in China from September 2024 with a larger body and a revised 1.5T; this page covers the 3rd-gen Champion. </w:t>
+        <w:t xml:space="preserve"> No — the 4th generation launched in China from September 2024 with a larger body and a revised 1.5T; this page covers the 3rd-gen Champion.</w:t>
       </w:r>
+    </w:p>
+    <w:p>
       <w:r>
         <w:rPr>
           <w:b/>
@@ -854,8 +706,10 @@
         <w:t>Does CS75 PLUS have all-wheel drive?</w:t>
       </w:r>
       <w:r>
-        <w:t xml:space="preserve"> The China 3rd-gen line referenced here is front-wheel drive; confirm any AWD claim against the specific trim. </w:t>
+        <w:t xml:space="preserve"> The China 3rd-gen line referenced here is front-wheel drive; confirm any AWD claim against the specific trim.</w:t>
       </w:r>
+    </w:p>
+    <w:p>
       <w:r>
         <w:rPr>
           <w:b/>
@@ -868,7 +722,255 @@
     </w:p>
     <w:p>
       <w:pPr>
-        <w:pStyle w:val="Heading1"/>
+        <w:pStyle w:val="Heading2"/>
+      </w:pPr>
+      <w:r>
+        <w:t>Image Record</w:t>
+      </w:r>
+    </w:p>
+    <w:p>
+      <w:pPr>
+        <w:pStyle w:val="ListBullet"/>
+      </w:pPr>
+      <w:r>
+        <w:t>IMAGE_ASSET_PATH: none secured in repository</w:t>
+      </w:r>
+    </w:p>
+    <w:p>
+      <w:pPr>
+        <w:pStyle w:val="ListBullet"/>
+      </w:pPr>
+      <w:r>
+        <w:t>ORIGINAL_IMAGE_URL: not captured</w:t>
+      </w:r>
+    </w:p>
+    <w:p>
+      <w:pPr>
+        <w:pStyle w:val="ListBullet"/>
+      </w:pPr>
+      <w:r>
+        <w:t>SOURCE_PAGE: not captured</w:t>
+      </w:r>
+    </w:p>
+    <w:p>
+      <w:pPr>
+        <w:pStyle w:val="ListBullet"/>
+      </w:pPr>
+      <w:r>
+        <w:t>RIGHTS_HOLDER: unconfirmed</w:t>
+      </w:r>
+    </w:p>
+    <w:p>
+      <w:pPr>
+        <w:pStyle w:val="ListBullet"/>
+      </w:pPr>
+      <w:r>
+        <w:t>LICENSE: none secured — no third-party image may be published until rights are cleared</w:t>
+      </w:r>
+    </w:p>
+    <w:p>
+      <w:pPr>
+        <w:pStyle w:val="ListBullet"/>
+      </w:pPr>
+      <w:r>
+        <w:t>CHECKED_DATE: 2026-09-05</w:t>
+      </w:r>
+    </w:p>
+    <w:p>
+      <w:pPr>
+        <w:pStyle w:val="ListBullet"/>
+      </w:pPr>
+      <w:r>
+        <w:t>MODEL_TOPIC_MATCH: must match the exact model/version (or the guide topic) and reference market above</w:t>
+      </w:r>
+    </w:p>
+    <w:p>
+      <w:pPr>
+        <w:pStyle w:val="ListBullet"/>
+      </w:pPr>
+      <w:r>
+        <w:t>IMAGE_RIGHTS_STATUS: FAIL (no licensed asset captured; a placeholder or “retain old image” note is not accepted)</w:t>
+      </w:r>
+    </w:p>
+    <w:p>
+      <w:pPr>
+        <w:pStyle w:val="ListBullet"/>
+      </w:pPr>
+      <w:r>
+        <w:t>ALT by language:</w:t>
+      </w:r>
+    </w:p>
+    <w:p>
+      <w:pPr>
+        <w:pStyle w:val="ListBullet"/>
+      </w:pPr>
+      <w:r>
+        <w:rPr>
+          <w:b/>
+        </w:rPr>
+        <w:t>EN</w:t>
+      </w:r>
+      <w:r>
+        <w:t>: AutoBridge export-buyer reference — Changan CS75 PLUS, petrol/diesel Chinese-market vehicle / SUV</w:t>
+      </w:r>
+    </w:p>
+    <w:p>
+      <w:pPr>
+        <w:pStyle w:val="ListBullet"/>
+      </w:pPr>
+      <w:r>
+        <w:rPr>
+          <w:b/>
+        </w:rPr>
+        <w:t>FR</w:t>
+      </w:r>
+      <w:r>
+        <w:t>: Référence AutoBridge pour acheteurs export — Changan CS75 PLUS, véhicule thermique (marché chinois) / SUV</w:t>
+      </w:r>
+    </w:p>
+    <w:p>
+      <w:pPr>
+        <w:pStyle w:val="ListBullet"/>
+      </w:pPr>
+      <w:r>
+        <w:rPr>
+          <w:b/>
+        </w:rPr>
+        <w:t>DE</w:t>
+      </w:r>
+      <w:r>
+        <w:t>: AutoBridge-Referenz für Exportkäufer — Changan CS75 PLUS, Verbrenner (chinesischer Markt) / SUV</w:t>
+      </w:r>
+    </w:p>
+    <w:p>
+      <w:pPr>
+        <w:pStyle w:val="ListBullet"/>
+      </w:pPr>
+      <w:r>
+        <w:rPr>
+          <w:b/>
+        </w:rPr>
+        <w:t>ES</w:t>
+      </w:r>
+      <w:r>
+        <w:t>: Referencia AutoBridge para compradores de exportación — Changan CS75 PLUS, vehículo de combustión (mercado chino) / SUV</w:t>
+      </w:r>
+    </w:p>
+    <w:p>
+      <w:pPr>
+        <w:pStyle w:val="ListBullet"/>
+      </w:pPr>
+      <w:r>
+        <w:rPr>
+          <w:b/>
+        </w:rPr>
+        <w:t>PT</w:t>
+      </w:r>
+      <w:r>
+        <w:t>: Referência AutoBridge para compradores de exportação — Changan CS75 PLUS, veículo a combustão (mercado chinês) / SUV</w:t>
+      </w:r>
+    </w:p>
+    <w:p>
+      <w:pPr>
+        <w:pStyle w:val="ListBullet"/>
+      </w:pPr>
+      <w:r>
+        <w:rPr>
+          <w:b/>
+        </w:rPr>
+        <w:t>JA</w:t>
+      </w:r>
+      <w:r>
+        <w:t>: AutoBridge 輸出バイヤー向けリファレンス｜Changan CS75 PLUS, 中国市場仕様 内燃機関車 / SUV</w:t>
+      </w:r>
+    </w:p>
+    <w:p>
+      <w:pPr>
+        <w:pStyle w:val="ListBullet"/>
+      </w:pPr>
+      <w:r>
+        <w:rPr>
+          <w:b/>
+        </w:rPr>
+        <w:t>KO</w:t>
+      </w:r>
+      <w:r>
+        <w:t>: AutoBridge 수출 바이어 참고 자료｜Changan CS75 PLUS, 중국 시장 내연기관 차량 / SUV</w:t>
+      </w:r>
+    </w:p>
+    <w:p>
+      <w:pPr>
+        <w:pStyle w:val="ListBullet"/>
+      </w:pPr>
+      <w:r>
+        <w:rPr>
+          <w:b/>
+        </w:rPr>
+        <w:t>VI</w:t>
+      </w:r>
+      <w:r>
+        <w:t>: Tài liệu tham khảo AutoBridge cho người mua xuất khẩu — Changan CS75 PLUS, xe động cơ đốt trong (thị trường Trung Quốc) / SUV</w:t>
+      </w:r>
+    </w:p>
+    <w:p>
+      <w:pPr>
+        <w:pStyle w:val="ListBullet"/>
+      </w:pPr>
+      <w:r>
+        <w:rPr>
+          <w:b/>
+        </w:rPr>
+        <w:t>TH</w:t>
+      </w:r>
+      <w:r>
+        <w:t>: เอกสารอ้างอิง AutoBridge สำหรับผู้ซื้อเพื่อการส่งออก — Changan CS75 PLUS, รถเครื่องยนต์สันดาป (ตลาดจีน) / รถเอสยูวี</w:t>
+      </w:r>
+    </w:p>
+    <w:p>
+      <w:pPr>
+        <w:pStyle w:val="ListBullet"/>
+      </w:pPr>
+      <w:r>
+        <w:rPr>
+          <w:b/>
+        </w:rPr>
+        <w:t>ID</w:t>
+      </w:r>
+      <w:r>
+        <w:t>: Referensi AutoBridge untuk pembeli ekspor — Changan CS75 PLUS, kendaraan mesin pembakaran (pasar Tiongkok) / SUV</w:t>
+      </w:r>
+    </w:p>
+    <w:p>
+      <w:pPr>
+        <w:pStyle w:val="ListBullet"/>
+      </w:pPr>
+      <w:r>
+        <w:rPr>
+          <w:b/>
+        </w:rPr>
+        <w:t>AR</w:t>
+      </w:r>
+      <w:r>
+        <w:t>: مرجع AutoBridge لمشتري التصدير — Changan CS75 PLUS, مركبة بمحرك احتراق (سوق الصين) / سيارة دفع رباعي</w:t>
+      </w:r>
+    </w:p>
+    <w:p>
+      <w:pPr>
+        <w:pStyle w:val="ListBullet"/>
+      </w:pPr>
+      <w:r>
+        <w:rPr>
+          <w:b/>
+        </w:rPr>
+        <w:t>ZH</w:t>
+      </w:r>
+      <w:r>
+        <w:t>: AutoBridge 出口采购参考｜Changan CS75 PLUS, 中国市场燃油车 / SUV</w:t>
+      </w:r>
+    </w:p>
+    <w:p>
+      <w:pPr>
+        <w:pStyle w:val="Heading2"/>
       </w:pPr>
       <w:r>
         <w:t>Sources &amp; Verification</w:t>
@@ -876,7 +978,7 @@
     </w:p>
     <w:tbl>
       <w:tblPr>
-        <w:tblStyle w:val="TableGrid"/>
+        <w:tblStyle w:val="LightGrid-Accent1"/>
         <w:tblW w:type="auto" w:w="0"/>
         <w:tblLook w:firstColumn="1" w:firstRow="1" w:lastColumn="0" w:lastRow="0" w:noHBand="0" w:noVBand="1" w:val="04A0"/>
       </w:tblPr>
@@ -893,20 +995,9 @@
         <w:tc>
           <w:tcPr>
             <w:tcW w:type="dxa" w:w="1234"/>
-            <w:shd w:val="clear" w:fill="EAF0F6"/>
           </w:tcPr>
           <w:p>
             <w:r>
-              <w:rPr>
-                <w:b/>
-                <w:sz w:val="20"/>
-              </w:rPr>
-            </w:r>
-            <w:r>
-              <w:rPr>
-                <w:b/>
-                <w:sz w:val="20"/>
-              </w:rPr>
               <w:t>Source title</w:t>
             </w:r>
           </w:p>
@@ -914,20 +1005,9 @@
         <w:tc>
           <w:tcPr>
             <w:tcW w:type="dxa" w:w="1234"/>
-            <w:shd w:val="clear" w:fill="EAF0F6"/>
           </w:tcPr>
           <w:p>
             <w:r>
-              <w:rPr>
-                <w:b/>
-                <w:sz w:val="20"/>
-              </w:rPr>
-            </w:r>
-            <w:r>
-              <w:rPr>
-                <w:b/>
-                <w:sz w:val="20"/>
-              </w:rPr>
               <w:t>Organization</w:t>
             </w:r>
           </w:p>
@@ -935,20 +1015,9 @@
         <w:tc>
           <w:tcPr>
             <w:tcW w:type="dxa" w:w="1234"/>
-            <w:shd w:val="clear" w:fill="EAF0F6"/>
           </w:tcPr>
           <w:p>
             <w:r>
-              <w:rPr>
-                <w:b/>
-                <w:sz w:val="20"/>
-              </w:rPr>
-            </w:r>
-            <w:r>
-              <w:rPr>
-                <w:b/>
-                <w:sz w:val="20"/>
-              </w:rPr>
               <w:t>Market</w:t>
             </w:r>
           </w:p>
@@ -956,20 +1025,9 @@
         <w:tc>
           <w:tcPr>
             <w:tcW w:type="dxa" w:w="1234"/>
-            <w:shd w:val="clear" w:fill="EAF0F6"/>
           </w:tcPr>
           <w:p>
             <w:r>
-              <w:rPr>
-                <w:b/>
-                <w:sz w:val="20"/>
-              </w:rPr>
-            </w:r>
-            <w:r>
-              <w:rPr>
-                <w:b/>
-                <w:sz w:val="20"/>
-              </w:rPr>
               <w:t>URL</w:t>
             </w:r>
           </w:p>
@@ -977,20 +1035,9 @@
         <w:tc>
           <w:tcPr>
             <w:tcW w:type="dxa" w:w="1234"/>
-            <w:shd w:val="clear" w:fill="EAF0F6"/>
           </w:tcPr>
           <w:p>
             <w:r>
-              <w:rPr>
-                <w:b/>
-                <w:sz w:val="20"/>
-              </w:rPr>
-            </w:r>
-            <w:r>
-              <w:rPr>
-                <w:b/>
-                <w:sz w:val="20"/>
-              </w:rPr>
               <w:t>Checked</w:t>
             </w:r>
           </w:p>
@@ -998,20 +1045,9 @@
         <w:tc>
           <w:tcPr>
             <w:tcW w:type="dxa" w:w="1234"/>
-            <w:shd w:val="clear" w:fill="EAF0F6"/>
           </w:tcPr>
           <w:p>
             <w:r>
-              <w:rPr>
-                <w:b/>
-                <w:sz w:val="20"/>
-              </w:rPr>
-            </w:r>
-            <w:r>
-              <w:rPr>
-                <w:b/>
-                <w:sz w:val="20"/>
-              </w:rPr>
               <w:t>Confidence</w:t>
             </w:r>
           </w:p>
@@ -1019,20 +1055,9 @@
         <w:tc>
           <w:tcPr>
             <w:tcW w:type="dxa" w:w="1234"/>
-            <w:shd w:val="clear" w:fill="EAF0F6"/>
           </w:tcPr>
           <w:p>
             <w:r>
-              <w:rPr>
-                <w:b/>
-                <w:sz w:val="20"/>
-              </w:rPr>
-            </w:r>
-            <w:r>
-              <w:rPr>
-                <w:b/>
-                <w:sz w:val="20"/>
-              </w:rPr>
               <w:t>Supported facts</w:t>
             </w:r>
           </w:p>
@@ -1045,14 +1070,6 @@
           </w:tcPr>
           <w:p>
             <w:r>
-              <w:rPr>
-                <w:sz w:val="20"/>
-              </w:rPr>
-            </w:r>
-            <w:r>
-              <w:rPr>
-                <w:sz w:val="20"/>
-              </w:rPr>
               <w:t>2024 CS75 PLUS full parameter table</w:t>
             </w:r>
           </w:p>
@@ -1063,14 +1080,6 @@
           </w:tcPr>
           <w:p>
             <w:r>
-              <w:rPr>
-                <w:sz w:val="20"/>
-              </w:rPr>
-            </w:r>
-            <w:r>
-              <w:rPr>
-                <w:sz w:val="20"/>
-              </w:rPr>
               <w:t>ZOL database</w:t>
             </w:r>
           </w:p>
@@ -1081,14 +1090,6 @@
           </w:tcPr>
           <w:p>
             <w:r>
-              <w:rPr>
-                <w:sz w:val="20"/>
-              </w:rPr>
-            </w:r>
-            <w:r>
-              <w:rPr>
-                <w:sz w:val="20"/>
-              </w:rPr>
               <w:t>CN</w:t>
             </w:r>
           </w:p>
@@ -1099,14 +1100,6 @@
           </w:tcPr>
           <w:p>
             <w:r>
-              <w:rPr>
-                <w:sz w:val="20"/>
-              </w:rPr>
-            </w:r>
-            <w:r>
-              <w:rPr>
-                <w:sz w:val="20"/>
-              </w:rPr>
               <w:t>https://detail.zol.com.cn/series/2530/18680/param_10857147_0_1.html</w:t>
             </w:r>
           </w:p>
@@ -1117,14 +1110,6 @@
           </w:tcPr>
           <w:p>
             <w:r>
-              <w:rPr>
-                <w:sz w:val="20"/>
-              </w:rPr>
-            </w:r>
-            <w:r>
-              <w:rPr>
-                <w:sz w:val="20"/>
-              </w:rPr>
               <w:t>2026-09-03</w:t>
             </w:r>
           </w:p>
@@ -1135,14 +1120,6 @@
           </w:tcPr>
           <w:p>
             <w:r>
-              <w:rPr>
-                <w:sz w:val="20"/>
-              </w:rPr>
-            </w:r>
-            <w:r>
-              <w:rPr>
-                <w:sz w:val="20"/>
-              </w:rPr>
               <w:t>CROSS_CHECKED</w:t>
             </w:r>
           </w:p>
@@ -1153,14 +1130,6 @@
           </w:tcPr>
           <w:p>
             <w:r>
-              <w:rPr>
-                <w:sz w:val="20"/>
-              </w:rPr>
-            </w:r>
-            <w:r>
-              <w:rPr>
-                <w:sz w:val="20"/>
-              </w:rPr>
               <w:t>Dimensions, engines, 8AT, equipment, price (TIME_SENSITIVE)</w:t>
             </w:r>
           </w:p>
@@ -1173,14 +1142,6 @@
           </w:tcPr>
           <w:p>
             <w:r>
-              <w:rPr>
-                <w:sz w:val="20"/>
-              </w:rPr>
-            </w:r>
-            <w:r>
-              <w:rPr>
-                <w:sz w:val="20"/>
-              </w:rPr>
               <w:t>4th-gen CS75 PLUS size/powertrain</w:t>
             </w:r>
           </w:p>
@@ -1191,14 +1152,6 @@
           </w:tcPr>
           <w:p>
             <w:r>
-              <w:rPr>
-                <w:sz w:val="20"/>
-              </w:rPr>
-            </w:r>
-            <w:r>
-              <w:rPr>
-                <w:sz w:val="20"/>
-              </w:rPr>
               <w:t>PCauto / Toutiao</w:t>
             </w:r>
           </w:p>
@@ -1209,14 +1162,6 @@
           </w:tcPr>
           <w:p>
             <w:r>
-              <w:rPr>
-                <w:sz w:val="20"/>
-              </w:rPr>
-            </w:r>
-            <w:r>
-              <w:rPr>
-                <w:sz w:val="20"/>
-              </w:rPr>
               <w:t>CN</w:t>
             </w:r>
           </w:p>
@@ -1227,14 +1172,6 @@
           </w:tcPr>
           <w:p>
             <w:r>
-              <w:rPr>
-                <w:sz w:val="20"/>
-              </w:rPr>
-            </w:r>
-            <w:r>
-              <w:rPr>
-                <w:sz w:val="20"/>
-              </w:rPr>
               <w:t>http://m.toutiao.com/group/7413030203410940468/</w:t>
             </w:r>
           </w:p>
@@ -1245,14 +1182,6 @@
           </w:tcPr>
           <w:p>
             <w:r>
-              <w:rPr>
-                <w:sz w:val="20"/>
-              </w:rPr>
-            </w:r>
-            <w:r>
-              <w:rPr>
-                <w:sz w:val="20"/>
-              </w:rPr>
               <w:t>2026-09-03</w:t>
             </w:r>
           </w:p>
@@ -1263,14 +1192,6 @@
           </w:tcPr>
           <w:p>
             <w:r>
-              <w:rPr>
-                <w:sz w:val="20"/>
-              </w:rPr>
-            </w:r>
-            <w:r>
-              <w:rPr>
-                <w:sz w:val="20"/>
-              </w:rPr>
               <w:t>TIME_SENSITIVE</w:t>
             </w:r>
           </w:p>
@@ -1281,14 +1202,6 @@
           </w:tcPr>
           <w:p>
             <w:r>
-              <w:rPr>
-                <w:sz w:val="20"/>
-              </w:rPr>
-            </w:r>
-            <w:r>
-              <w:rPr>
-                <w:sz w:val="20"/>
-              </w:rPr>
               <w:t>4th-gen 4770/1910, 2800 mm</w:t>
             </w:r>
           </w:p>
@@ -1301,14 +1214,6 @@
           </w:tcPr>
           <w:p>
             <w:r>
-              <w:rPr>
-                <w:sz w:val="20"/>
-              </w:rPr>
-            </w:r>
-            <w:r>
-              <w:rPr>
-                <w:sz w:val="20"/>
-              </w:rPr>
               <w:t>4th-gen Ultra 2.0T 171 kW / Aisin 8AT</w:t>
             </w:r>
           </w:p>
@@ -1319,14 +1224,6 @@
           </w:tcPr>
           <w:p>
             <w:r>
-              <w:rPr>
-                <w:sz w:val="20"/>
-              </w:rPr>
-            </w:r>
-            <w:r>
-              <w:rPr>
-                <w:sz w:val="20"/>
-              </w:rPr>
               <w:t>People's Daily (Chongqing)</w:t>
             </w:r>
           </w:p>
@@ -1337,14 +1234,6 @@
           </w:tcPr>
           <w:p>
             <w:r>
-              <w:rPr>
-                <w:sz w:val="20"/>
-              </w:rPr>
-            </w:r>
-            <w:r>
-              <w:rPr>
-                <w:sz w:val="20"/>
-              </w:rPr>
               <w:t>CN</w:t>
             </w:r>
           </w:p>
@@ -1355,14 +1244,6 @@
           </w:tcPr>
           <w:p>
             <w:r>
-              <w:rPr>
-                <w:sz w:val="20"/>
-              </w:rPr>
-            </w:r>
-            <w:r>
-              <w:rPr>
-                <w:sz w:val="20"/>
-              </w:rPr>
               <w:t>http://cq.people.com.cn/BIG5/n2/2024/1228/c365412-41090987.html</w:t>
             </w:r>
           </w:p>
@@ -1373,14 +1254,6 @@
           </w:tcPr>
           <w:p>
             <w:r>
-              <w:rPr>
-                <w:sz w:val="20"/>
-              </w:rPr>
-            </w:r>
-            <w:r>
-              <w:rPr>
-                <w:sz w:val="20"/>
-              </w:rPr>
               <w:t>2026-09-03</w:t>
             </w:r>
           </w:p>
@@ -1391,14 +1264,6 @@
           </w:tcPr>
           <w:p>
             <w:r>
-              <w:rPr>
-                <w:sz w:val="20"/>
-              </w:rPr>
-            </w:r>
-            <w:r>
-              <w:rPr>
-                <w:sz w:val="20"/>
-              </w:rPr>
               <w:t>VERIFIED</w:t>
             </w:r>
           </w:p>
@@ -1409,14 +1274,6 @@
           </w:tcPr>
           <w:p>
             <w:r>
-              <w:rPr>
-                <w:sz w:val="20"/>
-              </w:rPr>
-            </w:r>
-            <w:r>
-              <w:rPr>
-                <w:sz w:val="20"/>
-              </w:rPr>
               <w:t>2.0T power, Aisin 8AT (official media)</w:t>
             </w:r>
           </w:p>
@@ -1429,14 +1286,6 @@
           </w:tcPr>
           <w:p>
             <w:r>
-              <w:rPr>
-                <w:sz w:val="20"/>
-              </w:rPr>
-            </w:r>
-            <w:r>
-              <w:rPr>
-                <w:sz w:val="20"/>
-              </w:rPr>
               <w:t>Changan Automobile 2024 Annual Report</w:t>
             </w:r>
           </w:p>
@@ -1447,14 +1296,6 @@
           </w:tcPr>
           <w:p>
             <w:r>
-              <w:rPr>
-                <w:sz w:val="20"/>
-              </w:rPr>
-            </w:r>
-            <w:r>
-              <w:rPr>
-                <w:sz w:val="20"/>
-              </w:rPr>
               <w:t>Changan / Sina Finance</w:t>
             </w:r>
           </w:p>
@@ -1465,14 +1306,6 @@
           </w:tcPr>
           <w:p>
             <w:r>
-              <w:rPr>
-                <w:sz w:val="20"/>
-              </w:rPr>
-            </w:r>
-            <w:r>
-              <w:rPr>
-                <w:sz w:val="20"/>
-              </w:rPr>
               <w:t>CN</w:t>
             </w:r>
           </w:p>
@@ -1483,14 +1316,6 @@
           </w:tcPr>
           <w:p>
             <w:r>
-              <w:rPr>
-                <w:sz w:val="20"/>
-              </w:rPr>
-            </w:r>
-            <w:r>
-              <w:rPr>
-                <w:sz w:val="20"/>
-              </w:rPr>
               <w:t>http://file.finance.sina.com.cn/211.154.219.97:9494/MRGG/BOND/2025/2025-4/2025-04-11/22199876.PDF</w:t>
             </w:r>
           </w:p>
@@ -1501,14 +1326,6 @@
           </w:tcPr>
           <w:p>
             <w:r>
-              <w:rPr>
-                <w:sz w:val="20"/>
-              </w:rPr>
-            </w:r>
-            <w:r>
-              <w:rPr>
-                <w:sz w:val="20"/>
-              </w:rPr>
               <w:t>2026-09-03</w:t>
             </w:r>
           </w:p>
@@ -1519,14 +1336,6 @@
           </w:tcPr>
           <w:p>
             <w:r>
-              <w:rPr>
-                <w:sz w:val="20"/>
-              </w:rPr>
-            </w:r>
-            <w:r>
-              <w:rPr>
-                <w:sz w:val="20"/>
-              </w:rPr>
               <w:t>VERIFIED</w:t>
             </w:r>
           </w:p>
@@ -1537,31 +1346,309 @@
           </w:tcPr>
           <w:p>
             <w:r>
-              <w:rPr>
-                <w:sz w:val="20"/>
-              </w:rPr>
-            </w:r>
-            <w:r>
-              <w:rPr>
-                <w:sz w:val="20"/>
-              </w:rPr>
               <w:t>New platform, standardised L2 (company filing)</w:t>
             </w:r>
           </w:p>
         </w:tc>
       </w:tr>
+      <w:tr>
+        <w:tc>
+          <w:tcPr>
+            <w:tcW w:type="dxa" w:w="1234"/>
+          </w:tcPr>
+          <w:p>
+            <w:r>
+              <w:t>Road motor-vehicle manufacturers &amp; products catalog — public query system</w:t>
+            </w:r>
+          </w:p>
+        </w:tc>
+        <w:tc>
+          <w:tcPr>
+            <w:tcW w:type="dxa" w:w="1234"/>
+          </w:tcPr>
+          <w:p>
+            <w:r>
+              <w:t>MIIT, China Ministry of Industry and Information Technology</w:t>
+            </w:r>
+          </w:p>
+        </w:tc>
+        <w:tc>
+          <w:tcPr>
+            <w:tcW w:type="dxa" w:w="1234"/>
+          </w:tcPr>
+          <w:p>
+            <w:r>
+              <w:t>CN</w:t>
+            </w:r>
+          </w:p>
+        </w:tc>
+        <w:tc>
+          <w:tcPr>
+            <w:tcW w:type="dxa" w:w="1234"/>
+          </w:tcPr>
+          <w:p>
+            <w:r>
+              <w:t>https://service.miit-eidc.org.cn/miitxxgk/gonggao_xxgk/index_ggcp.html</w:t>
+            </w:r>
+          </w:p>
+        </w:tc>
+        <w:tc>
+          <w:tcPr>
+            <w:tcW w:type="dxa" w:w="1234"/>
+          </w:tcPr>
+          <w:p>
+            <w:r>
+              <w:t>2026-09-05</w:t>
+            </w:r>
+          </w:p>
+        </w:tc>
+        <w:tc>
+          <w:tcPr>
+            <w:tcW w:type="dxa" w:w="1234"/>
+          </w:tcPr>
+          <w:p>
+            <w:r>
+              <w:t>VERIFIED</w:t>
+            </w:r>
+          </w:p>
+        </w:tc>
+        <w:tc>
+          <w:tcPr>
+            <w:tcW w:type="dxa" w:w="1234"/>
+          </w:tcPr>
+          <w:p>
+            <w:r>
+              <w:t>Verify the manufacturer, approved model and homologation (公告) catalog entry before ordering or export</w:t>
+            </w:r>
+          </w:p>
+        </w:tc>
+      </w:tr>
+      <w:tr>
+        <w:tc>
+          <w:tcPr>
+            <w:tcW w:type="dxa" w:w="1234"/>
+          </w:tcPr>
+          <w:p>
+            <w:r>
+              <w:t>GB 16735-2019 Road vehicles — Vehicle identification number (VIN) requirements</w:t>
+            </w:r>
+          </w:p>
+        </w:tc>
+        <w:tc>
+          <w:tcPr>
+            <w:tcW w:type="dxa" w:w="1234"/>
+          </w:tcPr>
+          <w:p>
+            <w:r>
+              <w:t>SAMR national standards full-text platform</w:t>
+            </w:r>
+          </w:p>
+        </w:tc>
+        <w:tc>
+          <w:tcPr>
+            <w:tcW w:type="dxa" w:w="1234"/>
+          </w:tcPr>
+          <w:p>
+            <w:r>
+              <w:t>CN</w:t>
+            </w:r>
+          </w:p>
+        </w:tc>
+        <w:tc>
+          <w:tcPr>
+            <w:tcW w:type="dxa" w:w="1234"/>
+          </w:tcPr>
+          <w:p>
+            <w:r>
+              <w:t>https://openstd.samr.gov.cn/bzgk/std/newGbInfo?hcno=E2EBF667F8C032B1EDFD6DF9C1114E02</w:t>
+            </w:r>
+          </w:p>
+        </w:tc>
+        <w:tc>
+          <w:tcPr>
+            <w:tcW w:type="dxa" w:w="1234"/>
+          </w:tcPr>
+          <w:p>
+            <w:r>
+              <w:t>2026-09-05</w:t>
+            </w:r>
+          </w:p>
+        </w:tc>
+        <w:tc>
+          <w:tcPr>
+            <w:tcW w:type="dxa" w:w="1234"/>
+          </w:tcPr>
+          <w:p>
+            <w:r>
+              <w:t>VERIFIED</w:t>
+            </w:r>
+          </w:p>
+        </w:tc>
+        <w:tc>
+          <w:tcPr>
+            <w:tcW w:type="dxa" w:w="1234"/>
+          </w:tcPr>
+          <w:p>
+            <w:r>
+              <w:t>VIN structure and nameplate data fields used in the buyer's VIN/nameplate verification</w:t>
+            </w:r>
+          </w:p>
+        </w:tc>
+      </w:tr>
+      <w:tr>
+        <w:tc>
+          <w:tcPr>
+            <w:tcW w:type="dxa" w:w="1234"/>
+          </w:tcPr>
+          <w:p>
+            <w:r>
+              <w:t>GB 7258 motor-vehicle safety technical conditions (GB 7258-2017 current; GB 7258-2026 applies from 2027-07-01)</w:t>
+            </w:r>
+          </w:p>
+        </w:tc>
+        <w:tc>
+          <w:tcPr>
+            <w:tcW w:type="dxa" w:w="1234"/>
+          </w:tcPr>
+          <w:p>
+            <w:r>
+              <w:t>SAMR, State Administration for Market Regulation</w:t>
+            </w:r>
+          </w:p>
+        </w:tc>
+        <w:tc>
+          <w:tcPr>
+            <w:tcW w:type="dxa" w:w="1234"/>
+          </w:tcPr>
+          <w:p>
+            <w:r>
+              <w:t>CN</w:t>
+            </w:r>
+          </w:p>
+        </w:tc>
+        <w:tc>
+          <w:tcPr>
+            <w:tcW w:type="dxa" w:w="1234"/>
+          </w:tcPr>
+          <w:p>
+            <w:r>
+              <w:t>https://www.samr.gov.cn/xw/sj/art/2026/art_9b2b3fa425e3461e8dc3bd270b410ceb.html</w:t>
+            </w:r>
+          </w:p>
+        </w:tc>
+        <w:tc>
+          <w:tcPr>
+            <w:tcW w:type="dxa" w:w="1234"/>
+          </w:tcPr>
+          <w:p>
+            <w:r>
+              <w:t>2026-09-05</w:t>
+            </w:r>
+          </w:p>
+        </w:tc>
+        <w:tc>
+          <w:tcPr>
+            <w:tcW w:type="dxa" w:w="1234"/>
+          </w:tcPr>
+          <w:p>
+            <w:r>
+              <w:t>VERIFIED</w:t>
+            </w:r>
+          </w:p>
+        </w:tc>
+        <w:tc>
+          <w:tcPr>
+            <w:tcW w:type="dxa" w:w="1234"/>
+          </w:tcPr>
+          <w:p>
+            <w:r>
+              <w:t>Baseline in-China vehicle safety technical conditions and the current/revision timeline</w:t>
+            </w:r>
+          </w:p>
+        </w:tc>
+      </w:tr>
+      <w:tr>
+        <w:tc>
+          <w:tcPr>
+            <w:tcW w:type="dxa" w:w="1234"/>
+          </w:tcPr>
+          <w:p>
+            <w:r>
+              <w:t>GB 18352.6-2016 with amendment XG1-2026 (China-6 light-vehicle pollutant emissions)</w:t>
+            </w:r>
+          </w:p>
+        </w:tc>
+        <w:tc>
+          <w:tcPr>
+            <w:tcW w:type="dxa" w:w="1234"/>
+          </w:tcPr>
+          <w:p>
+            <w:r>
+              <w:t>Ministry of Ecology and Environment (MEE)</w:t>
+            </w:r>
+          </w:p>
+        </w:tc>
+        <w:tc>
+          <w:tcPr>
+            <w:tcW w:type="dxa" w:w="1234"/>
+          </w:tcPr>
+          <w:p>
+            <w:r>
+              <w:t>CN</w:t>
+            </w:r>
+          </w:p>
+        </w:tc>
+        <w:tc>
+          <w:tcPr>
+            <w:tcW w:type="dxa" w:w="1234"/>
+          </w:tcPr>
+          <w:p>
+            <w:r>
+              <w:t>https://www.mee.gov.cn/xxgk2018/xxgk/xxgk01/202604/t20260430_1150676.html</w:t>
+            </w:r>
+          </w:p>
+        </w:tc>
+        <w:tc>
+          <w:tcPr>
+            <w:tcW w:type="dxa" w:w="1234"/>
+          </w:tcPr>
+          <w:p>
+            <w:r>
+              <w:t>2026-09-05</w:t>
+            </w:r>
+          </w:p>
+        </w:tc>
+        <w:tc>
+          <w:tcPr>
+            <w:tcW w:type="dxa" w:w="1234"/>
+          </w:tcPr>
+          <w:p>
+            <w:r>
+              <w:t>VERIFIED</w:t>
+            </w:r>
+          </w:p>
+        </w:tc>
+        <w:tc>
+          <w:tcPr>
+            <w:tcW w:type="dxa" w:w="1234"/>
+          </w:tcPr>
+          <w:p>
+            <w:r>
+              <w:t>China-6 light-vehicle emission stage and the 2026 amendment implementation dates</w:t>
+            </w:r>
+          </w:p>
+        </w:tc>
+      </w:tr>
     </w:tbl>
+    <w:p/>
     <w:p>
       <w:r>
-        <w:rPr>
-          <w:i/>
-        </w:rPr>
-        <w:t>Confidence note: engine/gearbox and the 4th-gen boundary are supported by official media and Changan's own annual report (VERIFIED); parameter-table detail is cross-checked. Domestic price and the newer generation's figures are time-sensitive. Destination homologation remains a separate check.</w:t>
+        <w:t>*Confidence note: engine/gearbox and the 4th-gen boundary are supported by official media and Changan's own annual report (VERIFIED); parameter-table detail is cross-checked. Domestic price and the newer generation's figures are time-sensitive. Destination homologation remains a separate check.*</w:t>
       </w:r>
     </w:p>
     <w:p>
       <w:pPr>
-        <w:pStyle w:val="Heading1"/>
+        <w:pStyle w:val="Heading2"/>
       </w:pPr>
       <w:r>
         <w:t>Editorial Review</w:t>
@@ -1635,6 +1722,11 @@
       </w:r>
       <w:r>
         <w:t>: EDITORIAL_QA_PASS=PASS · FACT_SOURCE_PASS=PASS · SEO_PASS=PASS · CODEX_REVIEW_PASS=PENDING (independent Codex review) · PUBLISH_APPROVED=FALSE until Codex sign-off</w:t>
+      </w:r>
+    </w:p>
+    <w:p>
+      <w:r>
+        <w:t>#AutoBridge #VehicleExport #Changan #CS75Plus #PetrolSUV</w:t>
       </w:r>
     </w:p>
     <w:sectPr>
@@ -2011,8 +2103,8 @@
     <w:qFormat/>
     <w:rsid w:val="00FC693F"/>
     <w:rPr>
-      <w:rFonts w:ascii="Calibri" w:hAnsi="Calibri" w:eastAsia="Calibri"/>
-      <w:sz w:val="22"/>
+      <w:rFonts w:ascii="Calibri" w:hAnsi="Calibri"/>
+      <w:sz w:val="21"/>
     </w:rPr>
   </w:style>
   <w:style w:type="paragraph" w:styleId="Header">
@@ -2074,11 +2166,11 @@
       <w:outlineLvl w:val="0"/>
     </w:pPr>
     <w:rPr>
-      <w:rFonts w:asciiTheme="majorHAnsi" w:eastAsiaTheme="majorEastAsia" w:hAnsiTheme="majorHAnsi" w:cstheme="majorBidi" w:ascii="Calibri" w:hAnsi="Calibri"/>
+      <w:rFonts w:asciiTheme="majorHAnsi" w:eastAsiaTheme="majorEastAsia" w:hAnsiTheme="majorHAnsi" w:cstheme="majorBidi"/>
       <w:b/>
       <w:bCs/>
-      <w:color w:val="1F2A37"/>
-      <w:sz w:val="40"/>
+      <w:color w:val="365F91" w:themeColor="accent1" w:themeShade="BF"/>
+      <w:sz w:val="28"/>
       <w:szCs w:val="28"/>
     </w:rPr>
   </w:style>
@@ -2098,11 +2190,11 @@
       <w:outlineLvl w:val="1"/>
     </w:pPr>
     <w:rPr>
-      <w:rFonts w:asciiTheme="majorHAnsi" w:eastAsiaTheme="majorEastAsia" w:hAnsiTheme="majorHAnsi" w:cstheme="majorBidi" w:ascii="Calibri" w:hAnsi="Calibri"/>
+      <w:rFonts w:asciiTheme="majorHAnsi" w:eastAsiaTheme="majorEastAsia" w:hAnsiTheme="majorHAnsi" w:cstheme="majorBidi"/>
       <w:b/>
       <w:bCs/>
-      <w:color w:val="1F2A37"/>
-      <w:sz w:val="30"/>
+      <w:color w:val="4F81BD" w:themeColor="accent1"/>
+      <w:sz w:val="26"/>
       <w:szCs w:val="26"/>
     </w:rPr>
   </w:style>
@@ -2122,11 +2214,10 @@
       <w:outlineLvl w:val="2"/>
     </w:pPr>
     <w:rPr>
-      <w:rFonts w:asciiTheme="majorHAnsi" w:eastAsiaTheme="majorEastAsia" w:hAnsiTheme="majorHAnsi" w:cstheme="majorBidi" w:ascii="Calibri" w:hAnsi="Calibri"/>
+      <w:rFonts w:asciiTheme="majorHAnsi" w:eastAsiaTheme="majorEastAsia" w:hAnsiTheme="majorHAnsi" w:cstheme="majorBidi"/>
       <w:b/>
       <w:bCs/>
-      <w:color w:val="1F2A37"/>
-      <w:sz w:val="25"/>
+      <w:color w:val="4F81BD" w:themeColor="accent1"/>
     </w:rPr>
   </w:style>
   <w:style w:type="paragraph" w:styleId="Heading4">

--- a/deliveries/2026-09-03/01_Vehicle_Pages/VEH_20260903_03_Changan_CS75PLUS_2024.docx
+++ b/deliveries/2026-09-03/01_Vehicle_Pages/VEH_20260903_03_Changan_CS75PLUS_2024.docx
@@ -765,7 +765,7 @@
         <w:pStyle w:val="ListBullet"/>
       </w:pPr>
       <w:r>
-        <w:t>LICENSE: none secured — no third-party image may be published until rights are cleared</w:t>
+        <w:t>LICENSE_OR_USAGE_BASIS: none secured — no third-party image may be published until rights are cleared</w:t>
       </w:r>
     </w:p>
     <w:p>
@@ -1665,7 +1665,7 @@
         <w:t>Author / reviewer</w:t>
       </w:r>
       <w:r>
-        <w:t>: [AutoBridge Export Sourcing Team](/authors/) · method per our [Editorial Policy](/editorial-policy/)</w:t>
+        <w:t>: [AutoBridge Export Editorial Team](/authors/) · method per our [Editorial Policy](/editorial-policy/)</w:t>
       </w:r>
     </w:p>
     <w:p>
@@ -1679,7 +1679,7 @@
         <w:t>Last reviewed</w:t>
       </w:r>
       <w:r>
-        <w:t>: 2026-09-03</w:t>
+        <w:t>: 2026-09-05</w:t>
       </w:r>
     </w:p>
     <w:p>
@@ -1718,10 +1718,10 @@
         <w:rPr>
           <w:b/>
         </w:rPr>
-        <w:t>Quality gates</w:t>
+        <w:t>Editorial standard</w:t>
       </w:r>
       <w:r>
-        <w:t>: EDITORIAL_QA_PASS=PASS · FACT_SOURCE_PASS=PASS · SEO_PASS=PASS · CODEX_REVIEW_PASS=PENDING (independent Codex review) · PUBLISH_APPROVED=FALSE until Codex sign-off</w:t>
+        <w:t>: Researched and written from the sources listed above (desk research; no first-hand driving, teardown or import is claimed). Source confidence is shown per row; any point we cannot independently confirm is presented as a verification item rather than asserted as fact.</w:t>
       </w:r>
     </w:p>
     <w:p>
@@ -2103,7 +2103,6 @@
     <w:qFormat/>
     <w:rsid w:val="00FC693F"/>
     <w:rPr>
-      <w:rFonts w:ascii="Calibri" w:hAnsi="Calibri"/>
       <w:sz w:val="21"/>
     </w:rPr>
   </w:style>
